--- a/Module_05_Songs_Homework.docx
+++ b/Module_05_Songs_Homework.docx
@@ -51,7 +51,7 @@
         <w:t>module05_songs.ipynb</w:t>
       </w:r>
       <w:r>
-        <w:t xml:space="preserve"> and submit the completed notebook on Gradescope. This replaces the Ralphs homework; you do not need to do both.</w:t>
+        <w:t xml:space="preserve"> and submit the completed notebook on Gradescope.</w:t>
       </w:r>
     </w:p>
     <w:p>
